--- a/docassemble/LSLettersEmails/data/templates/Letterhead-pbadvocate-postalmethods.docx
+++ b/docassemble/LSLettersEmails/data/templates/Letterhead-pbadvocate-postalmethods.docx
@@ -1,6 +1,6 @@
 
 <file path=word/document.xml><?xml version="1.0" encoding="utf-8"?>
-<w:document xmlns:wpc="http://schemas.microsoft.com/office/word/2010/wordprocessingCanvas" xmlns:cx="http://schemas.microsoft.com/office/drawing/2014/chartex" xmlns:cx1="http://schemas.microsoft.com/office/drawing/2015/9/8/chartex" xmlns:cx2="http://schemas.microsoft.com/office/drawing/2015/10/21/chartex" xmlns:cx3="http://schemas.microsoft.com/office/drawing/2016/5/9/chartex" xmlns:cx4="http://schemas.microsoft.com/office/drawing/2016/5/10/chartex" xmlns:cx5="http://schemas.microsoft.com/office/drawing/2016/5/11/chartex" xmlns:cx6="http://schemas.microsoft.com/office/drawing/2016/5/12/chartex" xmlns:cx7="http://schemas.microsoft.com/office/drawing/2016/5/13/chartex" xmlns:cx8="http://schemas.microsoft.com/office/drawing/2016/5/14/chartex" xmlns:mc="http://schemas.openxmlformats.org/markup-compatibility/2006" xmlns:aink="http://schemas.microsoft.com/office/drawing/2016/ink" xmlns:am3d="http://schemas.microsoft.com/office/drawing/2017/model3d" xmlns:o="urn:schemas-microsoft-com:office:office" xmlns:oel="http://schemas.microsoft.com/office/2019/extlst" xmlns:r="http://schemas.openxmlformats.org/officeDocument/2006/relationships" xmlns:m="http://schemas.openxmlformats.org/officeDocument/2006/math" xmlns:v="urn:schemas-microsoft-com:vml" xmlns:wp14="http://schemas.microsoft.com/office/word/2010/wordprocessingDrawing" xmlns:wp="http://schemas.openxmlformats.org/drawingml/2006/wordprocessingDrawing" xmlns:w10="urn:schemas-microsoft-com:office:word" xmlns:w="http://schemas.openxmlformats.org/wordprocessingml/2006/main" xmlns:w14="http://schemas.microsoft.com/office/word/2010/wordml" xmlns:w15="http://schemas.microsoft.com/office/word/2012/wordml" xmlns:w16cex="http://schemas.microsoft.com/office/word/2018/wordml/cex" xmlns:w16cid="http://schemas.microsoft.com/office/word/2016/wordml/cid" xmlns:w16="http://schemas.microsoft.com/office/word/2018/wordml" xmlns:w16sdtdh="http://schemas.microsoft.com/office/word/2020/wordml/sdtdatahash" xmlns:w16se="http://schemas.microsoft.com/office/word/2015/wordml/symex" xmlns:wpg="http://schemas.microsoft.com/office/word/2010/wordprocessingGroup" xmlns:wpi="http://schemas.microsoft.com/office/word/2010/wordprocessingInk" xmlns:wne="http://schemas.microsoft.com/office/word/2006/wordml" xmlns:wps="http://schemas.microsoft.com/office/word/2010/wordprocessingShape" mc:Ignorable="w14 w15 w16se w16cid w16 w16cex w16sdtdh wp14">
+<w:document xmlns:wpc="http://schemas.microsoft.com/office/word/2010/wordprocessingCanvas" xmlns:cx="http://schemas.microsoft.com/office/drawing/2014/chartex" xmlns:cx1="http://schemas.microsoft.com/office/drawing/2015/9/8/chartex" xmlns:cx2="http://schemas.microsoft.com/office/drawing/2015/10/21/chartex" xmlns:cx3="http://schemas.microsoft.com/office/drawing/2016/5/9/chartex" xmlns:cx4="http://schemas.microsoft.com/office/drawing/2016/5/10/chartex" xmlns:cx5="http://schemas.microsoft.com/office/drawing/2016/5/11/chartex" xmlns:cx6="http://schemas.microsoft.com/office/drawing/2016/5/12/chartex" xmlns:cx7="http://schemas.microsoft.com/office/drawing/2016/5/13/chartex" xmlns:cx8="http://schemas.microsoft.com/office/drawing/2016/5/14/chartex" xmlns:mc="http://schemas.openxmlformats.org/markup-compatibility/2006" xmlns:aink="http://schemas.microsoft.com/office/drawing/2016/ink" xmlns:am3d="http://schemas.microsoft.com/office/drawing/2017/model3d" xmlns:o="urn:schemas-microsoft-com:office:office" xmlns:oel="http://schemas.microsoft.com/office/2019/extlst" xmlns:r="http://schemas.openxmlformats.org/officeDocument/2006/relationships" xmlns:m="http://schemas.openxmlformats.org/officeDocument/2006/math" xmlns:v="urn:schemas-microsoft-com:vml" xmlns:wp14="http://schemas.microsoft.com/office/word/2010/wordprocessingDrawing" xmlns:wp="http://schemas.openxmlformats.org/drawingml/2006/wordprocessingDrawing" xmlns:w10="urn:schemas-microsoft-com:office:word" xmlns:w="http://schemas.openxmlformats.org/wordprocessingml/2006/main" xmlns:w14="http://schemas.microsoft.com/office/word/2010/wordml" xmlns:w15="http://schemas.microsoft.com/office/word/2012/wordml" xmlns:w16cex="http://schemas.microsoft.com/office/word/2018/wordml/cex" xmlns:w16cid="http://schemas.microsoft.com/office/word/2016/wordml/cid" xmlns:w16="http://schemas.microsoft.com/office/word/2018/wordml" xmlns:w16du="http://schemas.microsoft.com/office/word/2023/wordml/word16du" xmlns:w16sdtdh="http://schemas.microsoft.com/office/word/2020/wordml/sdtdatahash" xmlns:w16sdtfl="http://schemas.microsoft.com/office/word/2024/wordml/sdtformatlock" xmlns:w16se="http://schemas.microsoft.com/office/word/2015/wordml/symex" xmlns:wpg="http://schemas.microsoft.com/office/word/2010/wordprocessingGroup" xmlns:wpi="http://schemas.microsoft.com/office/word/2010/wordprocessingInk" xmlns:wne="http://schemas.microsoft.com/office/word/2006/wordml" xmlns:wps="http://schemas.microsoft.com/office/word/2010/wordprocessingShape" mc:Ignorable="w14 w15 w16se w16cid w16 w16cex w16sdtdh w16sdtfl w16du wp14">
   <w:body>
     <w:p>
       <w:pPr>
@@ -330,8 +330,14 @@
                       <w:pStyle w:val="EnvelopeReturn"/>
                       <w:spacing w:after="0" w:line="240" w:lineRule="auto"/>
                       <w:ind w:left="720" w:firstLine="720"/>
+                      <w:rPr>
+                        <w:color w:val="000000" w:themeColor="text1"/>
+                      </w:rPr>
                     </w:pPr>
                     <w:r>
+                      <w:rPr>
+                        <w:color w:val="000000" w:themeColor="text1"/>
+                      </w:rPr>
                       <w:t>Houston Volunteer Lawyers</w:t>
                     </w:r>
                   </w:p>
@@ -340,17 +346,15 @@
                       <w:pStyle w:val="EnvelopeReturn"/>
                       <w:spacing w:after="0" w:line="240" w:lineRule="auto"/>
                       <w:ind w:left="720" w:firstLine="720"/>
+                      <w:rPr>
+                        <w:color w:val="000000" w:themeColor="text1"/>
+                      </w:rPr>
                     </w:pPr>
                     <w:r>
-                      <w:t xml:space="preserve">1111 </w:t>
-                    </w:r>
-                    <w:proofErr w:type="spellStart"/>
-                    <w:r>
-                      <w:t>Bagby</w:t>
-                    </w:r>
-                    <w:proofErr w:type="spellEnd"/>
-                    <w:r>
-                      <w:t>, Suite FLB 300</w:t>
+                      <w:rPr>
+                        <w:color w:val="000000" w:themeColor="text1"/>
+                      </w:rPr>
+                      <w:t>1000 Louisiana St, Suite 3600</w:t>
                     </w:r>
                   </w:p>
                   <w:p>
@@ -358,8 +362,14 @@
                       <w:pStyle w:val="EnvelopeReturn"/>
                       <w:spacing w:after="0" w:line="240" w:lineRule="auto"/>
                       <w:ind w:left="720" w:firstLine="720"/>
+                      <w:rPr>
+                        <w:color w:val="000000" w:themeColor="text1"/>
+                      </w:rPr>
                     </w:pPr>
                     <w:r>
+                      <w:rPr>
+                        <w:color w:val="000000" w:themeColor="text1"/>
+                      </w:rPr>
                       <w:t>Houston, TX 77002</w:t>
                     </w:r>
                   </w:p>
@@ -367,6 +377,7 @@
                     <w:pPr>
                       <w:bidi w:val="0"/>
                       <w:rPr>
+                        <w:color w:val="548DD4" w:themeColor="text2" w:themeTint="99"/>
                         <w:sz w:val="22"/>
                         <w:szCs w:val="22"/>
                       </w:rPr>
@@ -484,7 +495,18 @@
                         <w:sz w:val="18"/>
                         <w:szCs w:val="18"/>
                       </w:rPr>
-                      <w:t>.firm</w:t>
+                      <w:t>.</w:t>
+                    </w:r>
+                    <w:proofErr w:type="gramStart"/>
+                    <w:r>
+                      <w:rPr>
+                        <w:rFonts w:ascii="Arial" w:hAnsi="Arial" w:cs="Arial"/>
+                        <w:b/>
+                        <w:bCs/>
+                        <w:sz w:val="18"/>
+                        <w:szCs w:val="18"/>
+                      </w:rPr>
+                      <w:t>firm</w:t>
                     </w:r>
                     <w:proofErr w:type="spellEnd"/>
                     <w:r>
@@ -495,7 +517,18 @@
                         <w:sz w:val="18"/>
                         <w:szCs w:val="18"/>
                       </w:rPr>
-                      <w:t xml:space="preserve"> }}</w:t>
+                      <w:t xml:space="preserve"> }</w:t>
+                    </w:r>
+                    <w:proofErr w:type="gramEnd"/>
+                    <w:r>
+                      <w:rPr>
+                        <w:rFonts w:ascii="Arial" w:hAnsi="Arial" w:cs="Arial"/>
+                        <w:b/>
+                        <w:bCs/>
+                        <w:sz w:val="18"/>
+                        <w:szCs w:val="18"/>
+                      </w:rPr>
+                      <w:t>}</w:t>
                     </w:r>
                   </w:p>
                   <w:p>
@@ -538,18 +571,52 @@
                         <w:sz w:val="18"/>
                         <w:szCs w:val="18"/>
                       </w:rPr>
-                      <w:t>.address.block</w:t>
+                      <w:t>.</w:t>
+                    </w:r>
+                    <w:proofErr w:type="gramStart"/>
+                    <w:r>
+                      <w:rPr>
+                        <w:rFonts w:ascii="Arial" w:hAnsi="Arial" w:cs="Arial"/>
+                        <w:b/>
+                        <w:bCs/>
+                        <w:sz w:val="18"/>
+                        <w:szCs w:val="18"/>
+                      </w:rPr>
+                      <w:t>address.block</w:t>
                     </w:r>
                     <w:proofErr w:type="spellEnd"/>
-                    <w:r>
-                      <w:rPr>
-                        <w:rFonts w:ascii="Arial" w:hAnsi="Arial" w:cs="Arial"/>
-                        <w:b/>
-                        <w:bCs/>
-                        <w:sz w:val="18"/>
-                        <w:szCs w:val="18"/>
-                      </w:rPr>
-                      <w:t>() }}</w:t>
+                    <w:proofErr w:type="gramEnd"/>
+                    <w:r>
+                      <w:rPr>
+                        <w:rFonts w:ascii="Arial" w:hAnsi="Arial" w:cs="Arial"/>
+                        <w:b/>
+                        <w:bCs/>
+                        <w:sz w:val="18"/>
+                        <w:szCs w:val="18"/>
+                      </w:rPr>
+                      <w:t>(</w:t>
+                    </w:r>
+                    <w:proofErr w:type="gramStart"/>
+                    <w:r>
+                      <w:rPr>
+                        <w:rFonts w:ascii="Arial" w:hAnsi="Arial" w:cs="Arial"/>
+                        <w:b/>
+                        <w:bCs/>
+                        <w:sz w:val="18"/>
+                        <w:szCs w:val="18"/>
+                      </w:rPr>
+                      <w:t>) }</w:t>
+                    </w:r>
+                    <w:proofErr w:type="gramEnd"/>
+                    <w:r>
+                      <w:rPr>
+                        <w:rFonts w:ascii="Arial" w:hAnsi="Arial" w:cs="Arial"/>
+                        <w:b/>
+                        <w:bCs/>
+                        <w:sz w:val="18"/>
+                        <w:szCs w:val="18"/>
+                      </w:rPr>
+                      <w:t>}</w:t>
                     </w:r>
                   </w:p>
                 </w:txbxContent>
@@ -686,7 +753,7 @@
 </file>
 
 <file path=word/endnotes.xml><?xml version="1.0" encoding="utf-8"?>
-<w:endnotes xmlns:wpc="http://schemas.microsoft.com/office/word/2010/wordprocessingCanvas" xmlns:cx="http://schemas.microsoft.com/office/drawing/2014/chartex" xmlns:cx1="http://schemas.microsoft.com/office/drawing/2015/9/8/chartex" xmlns:cx2="http://schemas.microsoft.com/office/drawing/2015/10/21/chartex" xmlns:cx3="http://schemas.microsoft.com/office/drawing/2016/5/9/chartex" xmlns:cx4="http://schemas.microsoft.com/office/drawing/2016/5/10/chartex" xmlns:cx5="http://schemas.microsoft.com/office/drawing/2016/5/11/chartex" xmlns:cx6="http://schemas.microsoft.com/office/drawing/2016/5/12/chartex" xmlns:cx7="http://schemas.microsoft.com/office/drawing/2016/5/13/chartex" xmlns:cx8="http://schemas.microsoft.com/office/drawing/2016/5/14/chartex" xmlns:mc="http://schemas.openxmlformats.org/markup-compatibility/2006" xmlns:aink="http://schemas.microsoft.com/office/drawing/2016/ink" xmlns:am3d="http://schemas.microsoft.com/office/drawing/2017/model3d" xmlns:o="urn:schemas-microsoft-com:office:office" xmlns:oel="http://schemas.microsoft.com/office/2019/extlst" xmlns:r="http://schemas.openxmlformats.org/officeDocument/2006/relationships" xmlns:m="http://schemas.openxmlformats.org/officeDocument/2006/math" xmlns:v="urn:schemas-microsoft-com:vml" xmlns:wp14="http://schemas.microsoft.com/office/word/2010/wordprocessingDrawing" xmlns:wp="http://schemas.openxmlformats.org/drawingml/2006/wordprocessingDrawing" xmlns:w10="urn:schemas-microsoft-com:office:word" xmlns:w="http://schemas.openxmlformats.org/wordprocessingml/2006/main" xmlns:w14="http://schemas.microsoft.com/office/word/2010/wordml" xmlns:w15="http://schemas.microsoft.com/office/word/2012/wordml" xmlns:w16cex="http://schemas.microsoft.com/office/word/2018/wordml/cex" xmlns:w16cid="http://schemas.microsoft.com/office/word/2016/wordml/cid" xmlns:w16="http://schemas.microsoft.com/office/word/2018/wordml" xmlns:w16sdtdh="http://schemas.microsoft.com/office/word/2020/wordml/sdtdatahash" xmlns:w16se="http://schemas.microsoft.com/office/word/2015/wordml/symex" xmlns:wpg="http://schemas.microsoft.com/office/word/2010/wordprocessingGroup" xmlns:wpi="http://schemas.microsoft.com/office/word/2010/wordprocessingInk" xmlns:wne="http://schemas.microsoft.com/office/word/2006/wordml" xmlns:wps="http://schemas.microsoft.com/office/word/2010/wordprocessingShape" mc:Ignorable="w14 w15 w16se w16cid w16 w16cex w16sdtdh wp14">
+<w:endnotes xmlns:wpc="http://schemas.microsoft.com/office/word/2010/wordprocessingCanvas" xmlns:cx="http://schemas.microsoft.com/office/drawing/2014/chartex" xmlns:cx1="http://schemas.microsoft.com/office/drawing/2015/9/8/chartex" xmlns:cx2="http://schemas.microsoft.com/office/drawing/2015/10/21/chartex" xmlns:cx3="http://schemas.microsoft.com/office/drawing/2016/5/9/chartex" xmlns:cx4="http://schemas.microsoft.com/office/drawing/2016/5/10/chartex" xmlns:cx5="http://schemas.microsoft.com/office/drawing/2016/5/11/chartex" xmlns:cx6="http://schemas.microsoft.com/office/drawing/2016/5/12/chartex" xmlns:cx7="http://schemas.microsoft.com/office/drawing/2016/5/13/chartex" xmlns:cx8="http://schemas.microsoft.com/office/drawing/2016/5/14/chartex" xmlns:mc="http://schemas.openxmlformats.org/markup-compatibility/2006" xmlns:aink="http://schemas.microsoft.com/office/drawing/2016/ink" xmlns:am3d="http://schemas.microsoft.com/office/drawing/2017/model3d" xmlns:o="urn:schemas-microsoft-com:office:office" xmlns:oel="http://schemas.microsoft.com/office/2019/extlst" xmlns:r="http://schemas.openxmlformats.org/officeDocument/2006/relationships" xmlns:m="http://schemas.openxmlformats.org/officeDocument/2006/math" xmlns:v="urn:schemas-microsoft-com:vml" xmlns:wp14="http://schemas.microsoft.com/office/word/2010/wordprocessingDrawing" xmlns:wp="http://schemas.openxmlformats.org/drawingml/2006/wordprocessingDrawing" xmlns:w10="urn:schemas-microsoft-com:office:word" xmlns:w="http://schemas.openxmlformats.org/wordprocessingml/2006/main" xmlns:w14="http://schemas.microsoft.com/office/word/2010/wordml" xmlns:w15="http://schemas.microsoft.com/office/word/2012/wordml" xmlns:w16cex="http://schemas.microsoft.com/office/word/2018/wordml/cex" xmlns:w16cid="http://schemas.microsoft.com/office/word/2016/wordml/cid" xmlns:w16="http://schemas.microsoft.com/office/word/2018/wordml" xmlns:w16du="http://schemas.microsoft.com/office/word/2023/wordml/word16du" xmlns:w16sdtdh="http://schemas.microsoft.com/office/word/2020/wordml/sdtdatahash" xmlns:w16sdtfl="http://schemas.microsoft.com/office/word/2024/wordml/sdtformatlock" xmlns:w16se="http://schemas.microsoft.com/office/word/2015/wordml/symex" xmlns:wpg="http://schemas.microsoft.com/office/word/2010/wordprocessingGroup" xmlns:wpi="http://schemas.microsoft.com/office/word/2010/wordprocessingInk" xmlns:wne="http://schemas.microsoft.com/office/word/2006/wordml" xmlns:wps="http://schemas.microsoft.com/office/word/2010/wordprocessingShape" mc:Ignorable="w14 w15 w16se w16cid w16 w16cex w16sdtdh w16sdtfl w16du wp14">
   <w:endnote w:type="separator" w:id="-1">
     <w:p>
       <w:r>
@@ -705,7 +772,7 @@
 </file>
 
 <file path=word/footnotes.xml><?xml version="1.0" encoding="utf-8"?>
-<w:footnotes xmlns:wpc="http://schemas.microsoft.com/office/word/2010/wordprocessingCanvas" xmlns:cx="http://schemas.microsoft.com/office/drawing/2014/chartex" xmlns:cx1="http://schemas.microsoft.com/office/drawing/2015/9/8/chartex" xmlns:cx2="http://schemas.microsoft.com/office/drawing/2015/10/21/chartex" xmlns:cx3="http://schemas.microsoft.com/office/drawing/2016/5/9/chartex" xmlns:cx4="http://schemas.microsoft.com/office/drawing/2016/5/10/chartex" xmlns:cx5="http://schemas.microsoft.com/office/drawing/2016/5/11/chartex" xmlns:cx6="http://schemas.microsoft.com/office/drawing/2016/5/12/chartex" xmlns:cx7="http://schemas.microsoft.com/office/drawing/2016/5/13/chartex" xmlns:cx8="http://schemas.microsoft.com/office/drawing/2016/5/14/chartex" xmlns:mc="http://schemas.openxmlformats.org/markup-compatibility/2006" xmlns:aink="http://schemas.microsoft.com/office/drawing/2016/ink" xmlns:am3d="http://schemas.microsoft.com/office/drawing/2017/model3d" xmlns:o="urn:schemas-microsoft-com:office:office" xmlns:oel="http://schemas.microsoft.com/office/2019/extlst" xmlns:r="http://schemas.openxmlformats.org/officeDocument/2006/relationships" xmlns:m="http://schemas.openxmlformats.org/officeDocument/2006/math" xmlns:v="urn:schemas-microsoft-com:vml" xmlns:wp14="http://schemas.microsoft.com/office/word/2010/wordprocessingDrawing" xmlns:wp="http://schemas.openxmlformats.org/drawingml/2006/wordprocessingDrawing" xmlns:w10="urn:schemas-microsoft-com:office:word" xmlns:w="http://schemas.openxmlformats.org/wordprocessingml/2006/main" xmlns:w14="http://schemas.microsoft.com/office/word/2010/wordml" xmlns:w15="http://schemas.microsoft.com/office/word/2012/wordml" xmlns:w16cex="http://schemas.microsoft.com/office/word/2018/wordml/cex" xmlns:w16cid="http://schemas.microsoft.com/office/word/2016/wordml/cid" xmlns:w16="http://schemas.microsoft.com/office/word/2018/wordml" xmlns:w16sdtdh="http://schemas.microsoft.com/office/word/2020/wordml/sdtdatahash" xmlns:w16se="http://schemas.microsoft.com/office/word/2015/wordml/symex" xmlns:wpg="http://schemas.microsoft.com/office/word/2010/wordprocessingGroup" xmlns:wpi="http://schemas.microsoft.com/office/word/2010/wordprocessingInk" xmlns:wne="http://schemas.microsoft.com/office/word/2006/wordml" xmlns:wps="http://schemas.microsoft.com/office/word/2010/wordprocessingShape" mc:Ignorable="w14 w15 w16se w16cid w16 w16cex w16sdtdh wp14">
+<w:footnotes xmlns:wpc="http://schemas.microsoft.com/office/word/2010/wordprocessingCanvas" xmlns:cx="http://schemas.microsoft.com/office/drawing/2014/chartex" xmlns:cx1="http://schemas.microsoft.com/office/drawing/2015/9/8/chartex" xmlns:cx2="http://schemas.microsoft.com/office/drawing/2015/10/21/chartex" xmlns:cx3="http://schemas.microsoft.com/office/drawing/2016/5/9/chartex" xmlns:cx4="http://schemas.microsoft.com/office/drawing/2016/5/10/chartex" xmlns:cx5="http://schemas.microsoft.com/office/drawing/2016/5/11/chartex" xmlns:cx6="http://schemas.microsoft.com/office/drawing/2016/5/12/chartex" xmlns:cx7="http://schemas.microsoft.com/office/drawing/2016/5/13/chartex" xmlns:cx8="http://schemas.microsoft.com/office/drawing/2016/5/14/chartex" xmlns:mc="http://schemas.openxmlformats.org/markup-compatibility/2006" xmlns:aink="http://schemas.microsoft.com/office/drawing/2016/ink" xmlns:am3d="http://schemas.microsoft.com/office/drawing/2017/model3d" xmlns:o="urn:schemas-microsoft-com:office:office" xmlns:oel="http://schemas.microsoft.com/office/2019/extlst" xmlns:r="http://schemas.openxmlformats.org/officeDocument/2006/relationships" xmlns:m="http://schemas.openxmlformats.org/officeDocument/2006/math" xmlns:v="urn:schemas-microsoft-com:vml" xmlns:wp14="http://schemas.microsoft.com/office/word/2010/wordprocessingDrawing" xmlns:wp="http://schemas.openxmlformats.org/drawingml/2006/wordprocessingDrawing" xmlns:w10="urn:schemas-microsoft-com:office:word" xmlns:w="http://schemas.openxmlformats.org/wordprocessingml/2006/main" xmlns:w14="http://schemas.microsoft.com/office/word/2010/wordml" xmlns:w15="http://schemas.microsoft.com/office/word/2012/wordml" xmlns:w16cex="http://schemas.microsoft.com/office/word/2018/wordml/cex" xmlns:w16cid="http://schemas.microsoft.com/office/word/2016/wordml/cid" xmlns:w16="http://schemas.microsoft.com/office/word/2018/wordml" xmlns:w16du="http://schemas.microsoft.com/office/word/2023/wordml/word16du" xmlns:w16sdtdh="http://schemas.microsoft.com/office/word/2020/wordml/sdtdatahash" xmlns:w16sdtfl="http://schemas.microsoft.com/office/word/2024/wordml/sdtformatlock" xmlns:w16se="http://schemas.microsoft.com/office/word/2015/wordml/symex" xmlns:wpg="http://schemas.microsoft.com/office/word/2010/wordprocessingGroup" xmlns:wpi="http://schemas.microsoft.com/office/word/2010/wordprocessingInk" xmlns:wne="http://schemas.microsoft.com/office/word/2006/wordml" xmlns:wps="http://schemas.microsoft.com/office/word/2010/wordprocessingShape" mc:Ignorable="w14 w15 w16se w16cid w16 w16cex w16sdtdh w16sdtfl w16du wp14">
   <w:footnote w:type="separator" w:id="-1">
     <w:p>
       <w:r>
@@ -724,7 +791,7 @@
 </file>
 
 <file path=word/styles.xml><?xml version="1.0" encoding="utf-8"?>
-<w:styles xmlns:mc="http://schemas.openxmlformats.org/markup-compatibility/2006" xmlns:r="http://schemas.openxmlformats.org/officeDocument/2006/relationships" xmlns:w="http://schemas.openxmlformats.org/wordprocessingml/2006/main" xmlns:w14="http://schemas.microsoft.com/office/word/2010/wordml" xmlns:w15="http://schemas.microsoft.com/office/word/2012/wordml" xmlns:w16cex="http://schemas.microsoft.com/office/word/2018/wordml/cex" xmlns:w16cid="http://schemas.microsoft.com/office/word/2016/wordml/cid" xmlns:w16="http://schemas.microsoft.com/office/word/2018/wordml" xmlns:w16sdtdh="http://schemas.microsoft.com/office/word/2020/wordml/sdtdatahash" xmlns:w16se="http://schemas.microsoft.com/office/word/2015/wordml/symex" mc:Ignorable="w14 w15 w16se w16cid w16 w16cex w16sdtdh">
+<w:styles xmlns:mc="http://schemas.openxmlformats.org/markup-compatibility/2006" xmlns:r="http://schemas.openxmlformats.org/officeDocument/2006/relationships" xmlns:w="http://schemas.openxmlformats.org/wordprocessingml/2006/main" xmlns:w14="http://schemas.microsoft.com/office/word/2010/wordml" xmlns:w15="http://schemas.microsoft.com/office/word/2012/wordml" xmlns:w16cex="http://schemas.microsoft.com/office/word/2018/wordml/cex" xmlns:w16cid="http://schemas.microsoft.com/office/word/2016/wordml/cid" xmlns:w16="http://schemas.microsoft.com/office/word/2018/wordml" xmlns:w16du="http://schemas.microsoft.com/office/word/2023/wordml/word16du" xmlns:w16sdtdh="http://schemas.microsoft.com/office/word/2020/wordml/sdtdatahash" xmlns:w16sdtfl="http://schemas.microsoft.com/office/word/2024/wordml/sdtformatlock" xmlns:w16se="http://schemas.microsoft.com/office/word/2015/wordml/symex" mc:Ignorable="w14 w15 w16se w16cid w16 w16cex w16sdtdh w16sdtfl w16du">
   <w:docDefaults>
     <w:rPrDefault>
       <w:rPr>
@@ -834,6 +901,7 @@
     <w:lsdException w:name="HTML Sample" w:semiHidden="1" w:unhideWhenUsed="1"/>
     <w:lsdException w:name="HTML Typewriter" w:semiHidden="1" w:unhideWhenUsed="1"/>
     <w:lsdException w:name="HTML Variable" w:semiHidden="1" w:unhideWhenUsed="1"/>
+    <w:lsdException w:name="Normal Table" w:semiHidden="1" w:unhideWhenUsed="1"/>
     <w:lsdException w:name="annotation subject" w:semiHidden="1" w:unhideWhenUsed="1"/>
     <w:lsdException w:name="No List" w:semiHidden="1" w:unhideWhenUsed="1"/>
     <w:lsdException w:name="Outline List 1" w:semiHidden="1" w:unhideWhenUsed="1"/>
@@ -876,8 +944,11 @@
     <w:lsdException w:name="Table Contemporary" w:semiHidden="1" w:unhideWhenUsed="1"/>
     <w:lsdException w:name="Table Elegant" w:semiHidden="1" w:unhideWhenUsed="1"/>
     <w:lsdException w:name="Table Professional" w:semiHidden="1" w:unhideWhenUsed="1"/>
+    <w:lsdException w:name="Table Subtle 1" w:semiHidden="1" w:unhideWhenUsed="1"/>
     <w:lsdException w:name="Table Subtle 2" w:semiHidden="1" w:unhideWhenUsed="1"/>
     <w:lsdException w:name="Table Web 1" w:semiHidden="1" w:unhideWhenUsed="1"/>
+    <w:lsdException w:name="Table Web 2" w:semiHidden="1" w:unhideWhenUsed="1"/>
+    <w:lsdException w:name="Table Web 3" w:semiHidden="1" w:unhideWhenUsed="1"/>
     <w:lsdException w:name="Balloon Text" w:semiHidden="1" w:unhideWhenUsed="1"/>
     <w:lsdException w:name="Table Theme" w:semiHidden="1" w:unhideWhenUsed="1"/>
     <w:lsdException w:name="Placeholder Text" w:semiHidden="1" w:uiPriority="99"/>
